--- a/src/assets/CV.docx
+++ b/src/assets/CV.docx
@@ -21,26 +21,6 @@
       </w:pPr>
       <w:bookmarkStart w:id="0" w:name="_9jlo1rpmxdpk" w:colFirst="0" w:colLast="0"/>
       <w:bookmarkEnd w:id="0"/>
-    </w:p>
-    <w:p>
-      <w:pPr>
-        <w:pStyle w:val="Title"/>
-        <w:keepNext w:val="0"/>
-        <w:keepLines w:val="0"/>
-        <w:widowControl w:val="0"/>
-        <w:spacing w:after="0" w:line="240" w:lineRule="auto"/>
-        <w:ind w:right="300"/>
-        <w:jc w:val="center"/>
-        <w:rPr>
-          <w:rFonts w:ascii="Calibri" w:eastAsia="Calibri" w:hAnsi="Calibri" w:cs="Calibri"/>
-          <w:b/>
-          <w:color w:val="4A86E8"/>
-          <w:sz w:val="28"/>
-          <w:szCs w:val="28"/>
-        </w:rPr>
-      </w:pPr>
-      <w:bookmarkStart w:id="1" w:name="_fksn7ubd3s7p" w:colFirst="0" w:colLast="0"/>
-      <w:bookmarkEnd w:id="1"/>
       <w:r>
         <w:rPr>
           <w:rFonts w:ascii="Calibri" w:eastAsia="Calibri" w:hAnsi="Calibri" w:cs="Calibri"/>
@@ -67,46 +47,18 @@
           <w:szCs w:val="24"/>
         </w:rPr>
       </w:pPr>
-      <w:bookmarkStart w:id="2" w:name="_d8juxac7419t" w:colFirst="0" w:colLast="0"/>
-      <w:bookmarkEnd w:id="2"/>
-      <w:r>
-        <w:rPr>
-          <w:rFonts w:ascii="Calibri" w:eastAsia="Calibri" w:hAnsi="Calibri" w:cs="Calibri"/>
-          <w:sz w:val="24"/>
-          <w:szCs w:val="24"/>
-        </w:rPr>
-        <w:t>workjatinpathak</w:t>
-      </w:r>
-      <w:r>
-        <w:rPr>
-          <w:rFonts w:ascii="Calibri" w:eastAsia="Calibri" w:hAnsi="Calibri" w:cs="Calibri"/>
-          <w:sz w:val="24"/>
-          <w:szCs w:val="24"/>
-        </w:rPr>
-        <w:t>@gmail.com | (+91)</w:t>
-      </w:r>
-      <w:r>
-        <w:rPr>
-          <w:rFonts w:ascii="Calibri" w:eastAsia="Calibri" w:hAnsi="Calibri" w:cs="Calibri"/>
-          <w:sz w:val="24"/>
-          <w:szCs w:val="24"/>
-        </w:rPr>
-        <w:t xml:space="preserve"> 9702441434</w:t>
-      </w:r>
-    </w:p>
-    <w:p>
       <w:r>
         <w:rPr>
           <w:noProof/>
         </w:rPr>
         <w:drawing>
-          <wp:anchor distT="57150" distB="57150" distL="57150" distR="57150" simplePos="0" relativeHeight="251658240" behindDoc="0" locked="0" layoutInCell="1" hidden="0" allowOverlap="1" wp14:anchorId="2CBBBD64" wp14:editId="5A4DDCD1">
+          <wp:anchor distT="57150" distB="57150" distL="57150" distR="57150" simplePos="0" relativeHeight="251658240" behindDoc="0" locked="0" layoutInCell="1" hidden="0" allowOverlap="1" wp14:anchorId="2CBBBD64" wp14:editId="1C64C6FA">
             <wp:simplePos x="0" y="0"/>
             <wp:positionH relativeFrom="column">
-              <wp:posOffset>133350</wp:posOffset>
+              <wp:posOffset>-148590</wp:posOffset>
             </wp:positionH>
             <wp:positionV relativeFrom="paragraph">
-              <wp:posOffset>171450</wp:posOffset>
+              <wp:posOffset>215900</wp:posOffset>
             </wp:positionV>
             <wp:extent cx="146304" cy="146304"/>
             <wp:effectExtent l="0" t="0" r="0" b="0"/>
@@ -143,27 +95,45 @@
           </wp:anchor>
         </w:drawing>
       </w:r>
+      <w:r>
+        <w:rPr>
+          <w:rFonts w:ascii="Calibri" w:eastAsia="Calibri" w:hAnsi="Calibri" w:cs="Calibri"/>
+          <w:sz w:val="24"/>
+          <w:szCs w:val="24"/>
+        </w:rPr>
+        <w:t>workjatinpathak@gmail.com | (+91) 9702441434</w:t>
+      </w:r>
     </w:p>
     <w:p>
       <w:pPr>
+        <w:pStyle w:val="Title"/>
+        <w:keepNext w:val="0"/>
+        <w:keepLines w:val="0"/>
         <w:widowControl w:val="0"/>
-        <w:spacing w:after="200" w:line="240" w:lineRule="auto"/>
+        <w:spacing w:after="0" w:line="240" w:lineRule="auto"/>
         <w:ind w:right="300"/>
+        <w:rPr>
+          <w:rFonts w:ascii="Calibri" w:eastAsia="Calibri" w:hAnsi="Calibri" w:cs="Calibri"/>
+          <w:bCs/>
+          <w:color w:val="4A86E8"/>
+          <w:sz w:val="24"/>
+          <w:szCs w:val="24"/>
+        </w:rPr>
       </w:pPr>
       <w:r>
         <w:rPr>
           <w:noProof/>
         </w:rPr>
         <w:drawing>
-          <wp:anchor distT="57150" distB="57150" distL="57150" distR="57150" simplePos="0" relativeHeight="251659264" behindDoc="0" locked="0" layoutInCell="1" hidden="0" allowOverlap="1" wp14:anchorId="4E5DFA69" wp14:editId="6381B8C4">
+          <wp:anchor distT="57150" distB="57150" distL="57150" distR="57150" simplePos="0" relativeHeight="251659264" behindDoc="0" locked="0" layoutInCell="1" hidden="0" allowOverlap="1" wp14:anchorId="4E5DFA69" wp14:editId="5B817A45">
             <wp:simplePos x="0" y="0"/>
             <wp:positionH relativeFrom="column">
-              <wp:posOffset>4474845</wp:posOffset>
+              <wp:posOffset>4689475</wp:posOffset>
             </wp:positionH>
             <wp:positionV relativeFrom="paragraph">
-              <wp:posOffset>9525</wp:posOffset>
+              <wp:posOffset>6985</wp:posOffset>
             </wp:positionV>
-            <wp:extent cx="146304" cy="146304"/>
+            <wp:extent cx="146050" cy="146050"/>
             <wp:effectExtent l="0" t="0" r="0" b="0"/>
             <wp:wrapSquare wrapText="bothSides" distT="57150" distB="57150" distL="57150" distR="57150"/>
             <wp:docPr id="1" name="image2.png"/>
@@ -185,7 +155,7 @@
                   <pic:spPr>
                     <a:xfrm>
                       <a:off x="0" y="0"/>
-                      <a:ext cx="146304" cy="146304"/>
+                      <a:ext cx="146050" cy="146050"/>
                     </a:xfrm>
                     <a:prstGeom prst="rect">
                       <a:avLst/>
@@ -198,17 +168,24 @@
           </wp:anchor>
         </w:drawing>
       </w:r>
-      <w:hyperlink r:id="rId9">
-        <w:r>
-          <w:rPr>
-            <w:rFonts w:ascii="Calibri" w:eastAsia="Calibri" w:hAnsi="Calibri" w:cs="Calibri"/>
-            <w:color w:val="666666"/>
-            <w:sz w:val="20"/>
-            <w:szCs w:val="20"/>
-          </w:rPr>
-          <w:t>@</w:t>
-        </w:r>
-      </w:hyperlink>
+      <w:r>
+        <w:rPr>
+          <w:rFonts w:ascii="Calibri" w:eastAsia="Calibri" w:hAnsi="Calibri" w:cs="Calibri"/>
+          <w:bCs/>
+          <w:sz w:val="24"/>
+          <w:szCs w:val="24"/>
+        </w:rPr>
+        <w:t>@</w:t>
+      </w:r>
+      <w:r>
+        <w:rPr>
+          <w:rFonts w:ascii="Calibri" w:eastAsia="Calibri" w:hAnsi="Calibri" w:cs="Calibri"/>
+          <w:bCs/>
+          <w:sz w:val="20"/>
+          <w:szCs w:val="20"/>
+        </w:rPr>
+        <w:t>pathakjatin</w:t>
+      </w:r>
       <w:r>
         <w:rPr>
           <w:rFonts w:ascii="Calibri" w:eastAsia="Calibri" w:hAnsi="Calibri" w:cs="Calibri"/>
@@ -216,64 +193,59 @@
           <w:sz w:val="20"/>
           <w:szCs w:val="20"/>
         </w:rPr>
+        <w:t xml:space="preserve"> </w:t>
+      </w:r>
+      <w:r>
+        <w:rPr>
+          <w:rFonts w:ascii="Calibri" w:eastAsia="Calibri" w:hAnsi="Calibri" w:cs="Calibri"/>
+          <w:color w:val="666666"/>
+          <w:sz w:val="20"/>
+          <w:szCs w:val="20"/>
+        </w:rPr>
+        <w:t xml:space="preserve">                                                                                                                                                </w:t>
+      </w:r>
+      <w:proofErr w:type="spellStart"/>
+      <w:r>
+        <w:rPr>
+          <w:rFonts w:ascii="Calibri" w:eastAsia="Calibri" w:hAnsi="Calibri" w:cs="Calibri"/>
+          <w:color w:val="666666"/>
+          <w:sz w:val="20"/>
+          <w:szCs w:val="20"/>
+        </w:rPr>
         <w:t>pathakjatin</w:t>
       </w:r>
-      <w:r>
-        <w:rPr>
-          <w:rFonts w:ascii="Calibri" w:eastAsia="Calibri" w:hAnsi="Calibri" w:cs="Calibri"/>
-          <w:color w:val="666666"/>
-          <w:sz w:val="20"/>
-          <w:szCs w:val="20"/>
-        </w:rPr>
-        <w:t xml:space="preserve">                                                                                                        </w:t>
-      </w:r>
-      <w:r>
-        <w:rPr>
-          <w:rFonts w:ascii="Calibri" w:eastAsia="Calibri" w:hAnsi="Calibri" w:cs="Calibri"/>
-          <w:color w:val="666666"/>
-          <w:sz w:val="20"/>
-          <w:szCs w:val="20"/>
-        </w:rPr>
-        <w:t>/</w:t>
-      </w:r>
-      <w:proofErr w:type="spellStart"/>
-      <w:r>
-        <w:rPr>
-          <w:rFonts w:ascii="Calibri" w:eastAsia="Calibri" w:hAnsi="Calibri" w:cs="Calibri"/>
-          <w:color w:val="666666"/>
-          <w:sz w:val="20"/>
-          <w:szCs w:val="20"/>
-        </w:rPr>
-        <w:t>jatinpathak</w:t>
-      </w:r>
       <w:proofErr w:type="spellEnd"/>
-      <w:r>
-        <w:rPr>
-          <w:rFonts w:ascii="Calibri" w:eastAsia="Calibri" w:hAnsi="Calibri" w:cs="Calibri"/>
-          <w:color w:val="666666"/>
-          <w:sz w:val="20"/>
-          <w:szCs w:val="20"/>
-        </w:rPr>
-        <w:t xml:space="preserve">  </w:t>
-      </w:r>
     </w:p>
     <w:p>
-      <w:pPr>
-        <w:spacing w:line="144" w:lineRule="auto"/>
-      </w:pPr>
+      <w:bookmarkStart w:id="1" w:name="_fksn7ubd3s7p" w:colFirst="0" w:colLast="0"/>
+      <w:bookmarkStart w:id="2" w:name="_d8juxac7419t" w:colFirst="0" w:colLast="0"/>
+      <w:bookmarkEnd w:id="1"/>
+      <w:bookmarkEnd w:id="2"/>
+      <w:r>
+        <w:rPr>
+          <w:rFonts w:ascii="Calibri" w:eastAsia="Calibri" w:hAnsi="Calibri" w:cs="Calibri"/>
+          <w:color w:val="666666"/>
+          <w:sz w:val="20"/>
+          <w:szCs w:val="20"/>
+        </w:rPr>
+        <w:t xml:space="preserve"> </w:t>
+      </w:r>
     </w:p>
     <w:p>
       <w:pPr>
         <w:widowControl w:val="0"/>
-        <w:spacing w:line="335" w:lineRule="auto"/>
+        <w:spacing w:after="200" w:line="240" w:lineRule="auto"/>
         <w:ind w:right="300"/>
-        <w:rPr>
-          <w:rFonts w:ascii="Calibri" w:eastAsia="Calibri" w:hAnsi="Calibri" w:cs="Calibri"/>
-          <w:b/>
-          <w:sz w:val="24"/>
-          <w:szCs w:val="24"/>
-        </w:rPr>
-      </w:pPr>
+      </w:pPr>
+      <w:r>
+        <w:rPr>
+          <w:rFonts w:ascii="Calibri" w:eastAsia="Calibri" w:hAnsi="Calibri" w:cs="Calibri"/>
+          <w:color w:val="666666"/>
+          <w:sz w:val="20"/>
+          <w:szCs w:val="20"/>
+        </w:rPr>
+        <w:t xml:space="preserve"> </w:t>
+      </w:r>
       <w:r>
         <w:rPr>
           <w:rFonts w:ascii="Calibri" w:eastAsia="Calibri" w:hAnsi="Calibri" w:cs="Calibri"/>
@@ -311,16 +283,47 @@
           <w:sz w:val="24"/>
           <w:szCs w:val="24"/>
         </w:rPr>
-        <w:t>Frontend Development</w:t>
-      </w:r>
-      <w:r>
-        <w:rPr>
-          <w:rFonts w:ascii="Calibri" w:eastAsia="Calibri" w:hAnsi="Calibri" w:cs="Calibri"/>
-          <w:b/>
-          <w:sz w:val="24"/>
-          <w:szCs w:val="24"/>
-        </w:rPr>
-        <w:t>: HTML, CSS, JavaScript</w:t>
+        <w:t xml:space="preserve">Frontend </w:t>
+      </w:r>
+      <w:proofErr w:type="gramStart"/>
+      <w:r>
+        <w:rPr>
+          <w:rFonts w:ascii="Calibri" w:eastAsia="Calibri" w:hAnsi="Calibri" w:cs="Calibri"/>
+          <w:b/>
+          <w:bCs/>
+          <w:sz w:val="24"/>
+          <w:szCs w:val="24"/>
+        </w:rPr>
+        <w:t>Development</w:t>
+      </w:r>
+      <w:r>
+        <w:rPr>
+          <w:rFonts w:ascii="Calibri" w:eastAsia="Calibri" w:hAnsi="Calibri" w:cs="Calibri"/>
+          <w:b/>
+          <w:bCs/>
+          <w:sz w:val="24"/>
+          <w:szCs w:val="24"/>
+        </w:rPr>
+        <w:t xml:space="preserve"> </w:t>
+      </w:r>
+      <w:r>
+        <w:rPr>
+          <w:rFonts w:ascii="Calibri" w:eastAsia="Calibri" w:hAnsi="Calibri" w:cs="Calibri"/>
+          <w:b/>
+          <w:sz w:val="24"/>
+          <w:szCs w:val="24"/>
+        </w:rPr>
+        <w:t>:</w:t>
+      </w:r>
+      <w:proofErr w:type="gramEnd"/>
+      <w:r>
+        <w:rPr>
+          <w:rFonts w:ascii="Calibri" w:eastAsia="Calibri" w:hAnsi="Calibri" w:cs="Calibri"/>
+          <w:b/>
+          <w:sz w:val="24"/>
+          <w:szCs w:val="24"/>
+        </w:rPr>
+        <w:t xml:space="preserve"> HTML, CSS, JavaScript</w:t>
       </w:r>
     </w:p>
     <w:p>
@@ -348,16 +351,179 @@
           <w:sz w:val="24"/>
           <w:szCs w:val="24"/>
         </w:rPr>
-        <w:t>Frameworks/Libraries</w:t>
-      </w:r>
-      <w:r>
-        <w:rPr>
-          <w:rFonts w:ascii="Calibri" w:eastAsia="Calibri" w:hAnsi="Calibri" w:cs="Calibri"/>
-          <w:b/>
-          <w:sz w:val="24"/>
-          <w:szCs w:val="24"/>
-        </w:rPr>
-        <w:t>: React (Basics)</w:t>
+        <w:t>Frameworks/</w:t>
+      </w:r>
+      <w:proofErr w:type="gramStart"/>
+      <w:r>
+        <w:rPr>
+          <w:rFonts w:ascii="Calibri" w:eastAsia="Calibri" w:hAnsi="Calibri" w:cs="Calibri"/>
+          <w:b/>
+          <w:bCs/>
+          <w:sz w:val="24"/>
+          <w:szCs w:val="24"/>
+        </w:rPr>
+        <w:t>Libraries</w:t>
+      </w:r>
+      <w:r>
+        <w:rPr>
+          <w:rFonts w:ascii="Calibri" w:eastAsia="Calibri" w:hAnsi="Calibri" w:cs="Calibri"/>
+          <w:b/>
+          <w:bCs/>
+          <w:sz w:val="24"/>
+          <w:szCs w:val="24"/>
+        </w:rPr>
+        <w:t xml:space="preserve"> </w:t>
+      </w:r>
+      <w:r>
+        <w:rPr>
+          <w:rFonts w:ascii="Calibri" w:eastAsia="Calibri" w:hAnsi="Calibri" w:cs="Calibri"/>
+          <w:b/>
+          <w:sz w:val="24"/>
+          <w:szCs w:val="24"/>
+        </w:rPr>
+        <w:t>:</w:t>
+      </w:r>
+      <w:proofErr w:type="gramEnd"/>
+      <w:r>
+        <w:rPr>
+          <w:rFonts w:ascii="Calibri" w:eastAsia="Calibri" w:hAnsi="Calibri" w:cs="Calibri"/>
+          <w:b/>
+          <w:sz w:val="24"/>
+          <w:szCs w:val="24"/>
+        </w:rPr>
+        <w:t xml:space="preserve"> </w:t>
+      </w:r>
+      <w:proofErr w:type="spellStart"/>
+      <w:r>
+        <w:rPr>
+          <w:rFonts w:ascii="Calibri" w:eastAsia="Calibri" w:hAnsi="Calibri" w:cs="Calibri"/>
+          <w:b/>
+          <w:sz w:val="24"/>
+          <w:szCs w:val="24"/>
+        </w:rPr>
+        <w:t>TailwindCSS</w:t>
+      </w:r>
+      <w:proofErr w:type="spellEnd"/>
+      <w:r>
+        <w:rPr>
+          <w:rFonts w:ascii="Calibri" w:eastAsia="Calibri" w:hAnsi="Calibri" w:cs="Calibri"/>
+          <w:b/>
+          <w:sz w:val="24"/>
+          <w:szCs w:val="24"/>
+        </w:rPr>
+        <w:t xml:space="preserve"> ,</w:t>
+      </w:r>
+      <w:r>
+        <w:rPr>
+          <w:rFonts w:ascii="Calibri" w:eastAsia="Calibri" w:hAnsi="Calibri" w:cs="Calibri"/>
+          <w:b/>
+          <w:sz w:val="24"/>
+          <w:szCs w:val="24"/>
+        </w:rPr>
+        <w:t xml:space="preserve"> React (Basics)</w:t>
+      </w:r>
+    </w:p>
+    <w:p>
+      <w:pPr>
+        <w:pStyle w:val="Heading2"/>
+        <w:widowControl w:val="0"/>
+        <w:numPr>
+          <w:ilvl w:val="0"/>
+          <w:numId w:val="5"/>
+        </w:numPr>
+        <w:spacing w:before="0" w:after="0" w:line="240" w:lineRule="auto"/>
+        <w:ind w:right="300"/>
+        <w:rPr>
+          <w:rFonts w:ascii="Calibri" w:eastAsia="Calibri" w:hAnsi="Calibri" w:cs="Calibri"/>
+          <w:b/>
+          <w:sz w:val="24"/>
+          <w:szCs w:val="24"/>
+        </w:rPr>
+      </w:pPr>
+      <w:r>
+        <w:rPr>
+          <w:rFonts w:ascii="Calibri" w:eastAsia="Calibri" w:hAnsi="Calibri" w:cs="Calibri"/>
+          <w:b/>
+          <w:bCs/>
+          <w:sz w:val="24"/>
+          <w:szCs w:val="24"/>
+        </w:rPr>
+        <w:t xml:space="preserve">Designing </w:t>
+      </w:r>
+      <w:proofErr w:type="gramStart"/>
+      <w:r>
+        <w:rPr>
+          <w:rFonts w:ascii="Calibri" w:eastAsia="Calibri" w:hAnsi="Calibri" w:cs="Calibri"/>
+          <w:b/>
+          <w:bCs/>
+          <w:sz w:val="24"/>
+          <w:szCs w:val="24"/>
+        </w:rPr>
+        <w:t xml:space="preserve">Tools </w:t>
+      </w:r>
+      <w:r>
+        <w:rPr>
+          <w:rFonts w:ascii="Calibri" w:eastAsia="Calibri" w:hAnsi="Calibri" w:cs="Calibri"/>
+          <w:b/>
+          <w:sz w:val="24"/>
+          <w:szCs w:val="24"/>
+        </w:rPr>
+        <w:t>:</w:t>
+      </w:r>
+      <w:proofErr w:type="gramEnd"/>
+      <w:r>
+        <w:rPr>
+          <w:rFonts w:ascii="Calibri" w:eastAsia="Calibri" w:hAnsi="Calibri" w:cs="Calibri"/>
+          <w:b/>
+          <w:sz w:val="24"/>
+          <w:szCs w:val="24"/>
+        </w:rPr>
+        <w:t xml:space="preserve"> </w:t>
+      </w:r>
+      <w:r>
+        <w:rPr>
+          <w:rFonts w:ascii="Calibri" w:eastAsia="Calibri" w:hAnsi="Calibri" w:cs="Calibri"/>
+          <w:b/>
+          <w:sz w:val="24"/>
+          <w:szCs w:val="24"/>
+        </w:rPr>
+        <w:t>Canva</w:t>
+      </w:r>
+      <w:r>
+        <w:rPr>
+          <w:rFonts w:ascii="Calibri" w:eastAsia="Calibri" w:hAnsi="Calibri" w:cs="Calibri"/>
+          <w:b/>
+          <w:sz w:val="24"/>
+          <w:szCs w:val="24"/>
+        </w:rPr>
+        <w:t xml:space="preserve"> ,</w:t>
+      </w:r>
+      <w:r>
+        <w:rPr>
+          <w:rFonts w:ascii="Calibri" w:eastAsia="Calibri" w:hAnsi="Calibri" w:cs="Calibri"/>
+          <w:b/>
+          <w:sz w:val="24"/>
+          <w:szCs w:val="24"/>
+        </w:rPr>
+        <w:t xml:space="preserve"> </w:t>
+      </w:r>
+      <w:r>
+        <w:rPr>
+          <w:rFonts w:ascii="Calibri" w:eastAsia="Calibri" w:hAnsi="Calibri" w:cs="Calibri"/>
+          <w:b/>
+          <w:sz w:val="24"/>
+          <w:szCs w:val="24"/>
+        </w:rPr>
+        <w:t>Figma</w:t>
+      </w:r>
+      <w:r>
+        <w:rPr>
+          <w:rFonts w:ascii="Calibri" w:eastAsia="Calibri" w:hAnsi="Calibri" w:cs="Calibri"/>
+          <w:b/>
+          <w:sz w:val="24"/>
+          <w:szCs w:val="24"/>
+        </w:rPr>
+        <w:t xml:space="preserve"> (Basics)</w:t>
       </w:r>
     </w:p>
     <w:p>
@@ -434,71 +600,53 @@
         <w:ind w:right="300"/>
         <w:rPr>
           <w:rFonts w:ascii="Calibri" w:eastAsia="Calibri" w:hAnsi="Calibri" w:cs="Calibri"/>
-          <w:sz w:val="24"/>
-          <w:szCs w:val="24"/>
-        </w:rPr>
-      </w:pPr>
-      <w:r>
-        <w:rPr>
-          <w:rFonts w:ascii="Calibri" w:eastAsia="Calibri" w:hAnsi="Calibri" w:cs="Calibri"/>
-          <w:sz w:val="24"/>
-          <w:szCs w:val="24"/>
+        </w:rPr>
+      </w:pPr>
+      <w:r>
+        <w:rPr>
+          <w:rFonts w:ascii="Calibri" w:eastAsia="Calibri" w:hAnsi="Calibri" w:cs="Calibri"/>
         </w:rPr>
         <w:t>IT</w:t>
       </w:r>
       <w:r>
         <w:rPr>
           <w:rFonts w:ascii="Calibri" w:eastAsia="Calibri" w:hAnsi="Calibri" w:cs="Calibri"/>
-          <w:sz w:val="24"/>
-          <w:szCs w:val="24"/>
         </w:rPr>
         <w:t>|</w:t>
       </w:r>
       <w:r>
         <w:rPr>
           <w:rFonts w:ascii="Calibri" w:eastAsia="Calibri" w:hAnsi="Calibri" w:cs="Calibri"/>
-          <w:sz w:val="24"/>
-          <w:szCs w:val="24"/>
         </w:rPr>
         <w:t>RAIT</w:t>
       </w:r>
       <w:r>
         <w:rPr>
           <w:rFonts w:ascii="Calibri" w:eastAsia="Calibri" w:hAnsi="Calibri" w:cs="Calibri"/>
-          <w:sz w:val="24"/>
-          <w:szCs w:val="24"/>
         </w:rPr>
         <w:tab/>
       </w:r>
       <w:r>
         <w:rPr>
           <w:rFonts w:ascii="Calibri" w:eastAsia="Calibri" w:hAnsi="Calibri" w:cs="Calibri"/>
-          <w:sz w:val="24"/>
-          <w:szCs w:val="24"/>
         </w:rPr>
         <w:tab/>
       </w:r>
       <w:r>
         <w:rPr>
           <w:rFonts w:ascii="Calibri" w:eastAsia="Calibri" w:hAnsi="Calibri" w:cs="Calibri"/>
-          <w:sz w:val="24"/>
-          <w:szCs w:val="24"/>
         </w:rPr>
         <w:tab/>
       </w:r>
       <w:r>
         <w:rPr>
           <w:rFonts w:ascii="Calibri" w:eastAsia="Calibri" w:hAnsi="Calibri" w:cs="Calibri"/>
-          <w:sz w:val="24"/>
-          <w:szCs w:val="24"/>
         </w:rPr>
         <w:tab/>
       </w:r>
       <w:r>
         <w:rPr>
           <w:rFonts w:ascii="Calibri" w:eastAsia="Calibri" w:hAnsi="Calibri" w:cs="Calibri"/>
-          <w:sz w:val="24"/>
-          <w:szCs w:val="24"/>
         </w:rPr>
         <w:tab/>
         <w:t xml:space="preserve">        </w:t>
@@ -507,17 +655,20 @@
         <w:rPr>
           <w:rFonts w:ascii="Calibri" w:eastAsia="Calibri" w:hAnsi="Calibri" w:cs="Calibri"/>
           <w:b/>
-          <w:sz w:val="24"/>
-          <w:szCs w:val="24"/>
         </w:rPr>
         <w:t xml:space="preserve">     </w:t>
       </w:r>
       <w:r>
         <w:rPr>
           <w:rFonts w:ascii="Calibri" w:eastAsia="Calibri" w:hAnsi="Calibri" w:cs="Calibri"/>
-          <w:i/>
-          <w:sz w:val="24"/>
-          <w:szCs w:val="24"/>
+          <w:b/>
+        </w:rPr>
+        <w:t xml:space="preserve">                            </w:t>
+      </w:r>
+      <w:r>
+        <w:rPr>
+          <w:rFonts w:ascii="Calibri" w:eastAsia="Calibri" w:hAnsi="Calibri" w:cs="Calibri"/>
+          <w:i/>
         </w:rPr>
         <w:t>CGPA</w:t>
       </w:r>
@@ -525,8 +676,6 @@
         <w:rPr>
           <w:rFonts w:ascii="Calibri" w:eastAsia="Calibri" w:hAnsi="Calibri" w:cs="Calibri"/>
           <w:b/>
-          <w:sz w:val="24"/>
-          <w:szCs w:val="24"/>
         </w:rPr>
         <w:t xml:space="preserve">: </w:t>
       </w:r>
@@ -534,8 +683,6 @@
         <w:rPr>
           <w:rFonts w:ascii="Calibri" w:eastAsia="Calibri" w:hAnsi="Calibri" w:cs="Calibri"/>
           <w:i/>
-          <w:sz w:val="24"/>
-          <w:szCs w:val="24"/>
         </w:rPr>
         <w:t xml:space="preserve"> </w:t>
       </w:r>
@@ -543,8 +690,6 @@
         <w:rPr>
           <w:rFonts w:ascii="Calibri" w:eastAsia="Calibri" w:hAnsi="Calibri" w:cs="Calibri"/>
           <w:i/>
-          <w:sz w:val="24"/>
-          <w:szCs w:val="24"/>
         </w:rPr>
         <w:t>8.52</w:t>
       </w:r>
@@ -552,16 +697,12 @@
         <w:rPr>
           <w:rFonts w:ascii="Calibri" w:eastAsia="Calibri" w:hAnsi="Calibri" w:cs="Calibri"/>
           <w:i/>
-          <w:sz w:val="24"/>
-          <w:szCs w:val="24"/>
         </w:rPr>
         <w:t xml:space="preserve"> (Sem-4)</w:t>
       </w:r>
       <w:r>
         <w:rPr>
           <w:rFonts w:ascii="Calibri" w:eastAsia="Calibri" w:hAnsi="Calibri" w:cs="Calibri"/>
-          <w:sz w:val="24"/>
-          <w:szCs w:val="24"/>
         </w:rPr>
         <w:t xml:space="preserve"> |</w:t>
       </w:r>
@@ -569,17 +710,13 @@
         <w:rPr>
           <w:rFonts w:ascii="Calibri" w:eastAsia="Calibri" w:hAnsi="Calibri" w:cs="Calibri"/>
           <w:i/>
-          <w:sz w:val="24"/>
-          <w:szCs w:val="24"/>
-        </w:rPr>
-        <w:t xml:space="preserve"> (</w:t>
-      </w:r>
-      <w:r>
-        <w:rPr>
-          <w:rFonts w:ascii="Calibri" w:eastAsia="Calibri" w:hAnsi="Calibri" w:cs="Calibri"/>
-          <w:i/>
-          <w:sz w:val="24"/>
-          <w:szCs w:val="24"/>
+        </w:rPr>
+        <w:t xml:space="preserve"> </w:t>
+      </w:r>
+      <w:r>
+        <w:rPr>
+          <w:rFonts w:ascii="Calibri" w:eastAsia="Calibri" w:hAnsi="Calibri" w:cs="Calibri"/>
+          <w:i/>
         </w:rPr>
         <w:t>202</w:t>
       </w:r>
@@ -587,19 +724,8 @@
         <w:rPr>
           <w:rFonts w:ascii="Calibri" w:eastAsia="Calibri" w:hAnsi="Calibri" w:cs="Calibri"/>
           <w:i/>
-          <w:sz w:val="24"/>
-          <w:szCs w:val="24"/>
         </w:rPr>
         <w:t>6</w:t>
-      </w:r>
-      <w:r>
-        <w:rPr>
-          <w:rFonts w:ascii="Calibri" w:eastAsia="Calibri" w:hAnsi="Calibri" w:cs="Calibri"/>
-          <w:i/>
-          <w:sz w:val="24"/>
-          <w:szCs w:val="24"/>
-        </w:rPr>
-        <w:t>)</w:t>
       </w:r>
     </w:p>
     <w:p>
@@ -613,39 +739,29 @@
         <w:ind w:right="300"/>
         <w:rPr>
           <w:rFonts w:ascii="Calibri" w:eastAsia="Calibri" w:hAnsi="Calibri" w:cs="Calibri"/>
-          <w:sz w:val="24"/>
-          <w:szCs w:val="24"/>
-        </w:rPr>
-      </w:pPr>
-      <w:r>
-        <w:rPr>
-          <w:rFonts w:ascii="Calibri" w:eastAsia="Calibri" w:hAnsi="Calibri" w:cs="Calibri"/>
-          <w:sz w:val="24"/>
-          <w:szCs w:val="24"/>
+        </w:rPr>
+      </w:pPr>
+      <w:r>
+        <w:rPr>
+          <w:rFonts w:ascii="Calibri" w:eastAsia="Calibri" w:hAnsi="Calibri" w:cs="Calibri"/>
         </w:rPr>
         <w:t>XII (</w:t>
       </w:r>
       <w:r>
         <w:rPr>
           <w:rFonts w:ascii="Calibri" w:eastAsia="Calibri" w:hAnsi="Calibri" w:cs="Calibri"/>
-          <w:sz w:val="24"/>
-          <w:szCs w:val="24"/>
         </w:rPr>
         <w:t>HSC</w:t>
       </w:r>
       <w:r>
         <w:rPr>
           <w:rFonts w:ascii="Calibri" w:eastAsia="Calibri" w:hAnsi="Calibri" w:cs="Calibri"/>
-          <w:sz w:val="24"/>
-          <w:szCs w:val="24"/>
         </w:rPr>
         <w:t xml:space="preserve">) | </w:t>
       </w:r>
       <w:r>
         <w:rPr>
           <w:rFonts w:ascii="Calibri" w:eastAsia="Calibri" w:hAnsi="Calibri" w:cs="Calibri"/>
-          <w:sz w:val="24"/>
-          <w:szCs w:val="24"/>
         </w:rPr>
         <w:t>Lakshya Junior College</w:t>
       </w:r>
@@ -653,8 +769,6 @@
         <w:rPr>
           <w:rFonts w:ascii="Calibri" w:eastAsia="Calibri" w:hAnsi="Calibri" w:cs="Calibri"/>
           <w:b/>
-          <w:sz w:val="24"/>
-          <w:szCs w:val="24"/>
         </w:rPr>
         <w:tab/>
       </w:r>
@@ -662,43 +776,27 @@
         <w:rPr>
           <w:rFonts w:ascii="Calibri" w:eastAsia="Calibri" w:hAnsi="Calibri" w:cs="Calibri"/>
           <w:b/>
-          <w:sz w:val="24"/>
-          <w:szCs w:val="24"/>
         </w:rPr>
         <w:t xml:space="preserve">                          </w:t>
       </w:r>
       <w:r>
         <w:rPr>
           <w:rFonts w:ascii="Calibri" w:eastAsia="Calibri" w:hAnsi="Calibri" w:cs="Calibri"/>
-          <w:i/>
-          <w:sz w:val="24"/>
-          <w:szCs w:val="24"/>
-        </w:rPr>
-        <w:t>66</w:t>
-      </w:r>
-      <w:r>
-        <w:rPr>
-          <w:rFonts w:ascii="Calibri" w:eastAsia="Calibri" w:hAnsi="Calibri" w:cs="Calibri"/>
-          <w:i/>
-          <w:sz w:val="24"/>
-          <w:szCs w:val="24"/>
-        </w:rPr>
-        <w:t>%</w:t>
-      </w:r>
-      <w:r>
-        <w:rPr>
-          <w:rFonts w:ascii="Calibri" w:eastAsia="Calibri" w:hAnsi="Calibri" w:cs="Calibri"/>
-          <w:i/>
-          <w:sz w:val="24"/>
-          <w:szCs w:val="24"/>
-        </w:rPr>
-        <w:t xml:space="preserve"> </w:t>
-      </w:r>
-      <w:r>
-        <w:rPr>
-          <w:rFonts w:ascii="Calibri" w:eastAsia="Calibri" w:hAnsi="Calibri" w:cs="Calibri"/>
-          <w:sz w:val="24"/>
-          <w:szCs w:val="24"/>
+          <w:b/>
+        </w:rPr>
+        <w:tab/>
+        <w:t xml:space="preserve">            </w:t>
+      </w:r>
+      <w:r>
+        <w:rPr>
+          <w:rFonts w:ascii="Calibri" w:eastAsia="Calibri" w:hAnsi="Calibri" w:cs="Calibri"/>
+          <w:i/>
+        </w:rPr>
+        <w:t xml:space="preserve">66% </w:t>
+      </w:r>
+      <w:r>
+        <w:rPr>
+          <w:rFonts w:ascii="Calibri" w:eastAsia="Calibri" w:hAnsi="Calibri" w:cs="Calibri"/>
         </w:rPr>
         <w:t>|</w:t>
       </w:r>
@@ -706,28 +804,42 @@
         <w:rPr>
           <w:rFonts w:ascii="Calibri" w:eastAsia="Calibri" w:hAnsi="Calibri" w:cs="Calibri"/>
           <w:i/>
-          <w:sz w:val="24"/>
-          <w:szCs w:val="24"/>
-        </w:rPr>
-        <w:t xml:space="preserve"> 20</w:t>
-      </w:r>
-      <w:r>
-        <w:rPr>
-          <w:rFonts w:ascii="Calibri" w:eastAsia="Calibri" w:hAnsi="Calibri" w:cs="Calibri"/>
-          <w:i/>
-          <w:sz w:val="24"/>
-          <w:szCs w:val="24"/>
-        </w:rPr>
-        <w:t>22</w:t>
+        </w:rPr>
+        <w:t xml:space="preserve"> 2022</w:t>
+      </w:r>
+      <w:r>
+        <w:rPr>
+          <w:rFonts w:ascii="Calibri" w:eastAsia="Calibri" w:hAnsi="Calibri" w:cs="Calibri"/>
+          <w:b/>
+          <w:sz w:val="20"/>
+          <w:szCs w:val="20"/>
+        </w:rPr>
+        <w:tab/>
+        <w:t xml:space="preserve">    </w:t>
+      </w:r>
+      <w:r>
+        <w:rPr>
+          <w:rFonts w:ascii="Calibri" w:eastAsia="Calibri" w:hAnsi="Calibri" w:cs="Calibri"/>
+          <w:i/>
+          <w:sz w:val="20"/>
+          <w:szCs w:val="20"/>
+        </w:rPr>
+        <w:t xml:space="preserve">  </w:t>
+      </w:r>
+      <w:r>
+        <w:rPr>
+          <w:rFonts w:ascii="Calibri" w:eastAsia="Calibri" w:hAnsi="Calibri" w:cs="Calibri"/>
+          <w:i/>
+          <w:sz w:val="20"/>
+          <w:szCs w:val="20"/>
+        </w:rPr>
+        <w:tab/>
+        <w:t xml:space="preserve">           </w:t>
       </w:r>
     </w:p>
     <w:p>
       <w:pPr>
         <w:widowControl w:val="0"/>
-        <w:numPr>
-          <w:ilvl w:val="0"/>
-          <w:numId w:val="3"/>
-        </w:numPr>
         <w:spacing w:after="200" w:line="240" w:lineRule="auto"/>
         <w:ind w:right="300"/>
         <w:rPr>
@@ -739,101 +851,13 @@
       <w:r>
         <w:rPr>
           <w:rFonts w:ascii="Calibri" w:eastAsia="Calibri" w:hAnsi="Calibri" w:cs="Calibri"/>
-          <w:sz w:val="24"/>
-          <w:szCs w:val="24"/>
-        </w:rPr>
-        <w:t>X (SSC) |</w:t>
-      </w:r>
-      <w:r>
-        <w:rPr>
-          <w:rFonts w:ascii="Calibri" w:eastAsia="Calibri" w:hAnsi="Calibri" w:cs="Calibri"/>
-          <w:sz w:val="24"/>
-          <w:szCs w:val="24"/>
-        </w:rPr>
-        <w:t xml:space="preserve"> </w:t>
-      </w:r>
-      <w:proofErr w:type="spellStart"/>
-      <w:proofErr w:type="gramStart"/>
-      <w:r>
-        <w:rPr>
-          <w:rFonts w:ascii="Calibri" w:eastAsia="Calibri" w:hAnsi="Calibri" w:cs="Calibri"/>
-          <w:sz w:val="24"/>
-          <w:szCs w:val="24"/>
-        </w:rPr>
-        <w:t>ST.Thomas</w:t>
-      </w:r>
-      <w:proofErr w:type="spellEnd"/>
-      <w:proofErr w:type="gramEnd"/>
-      <w:r>
-        <w:rPr>
-          <w:rFonts w:ascii="Calibri" w:eastAsia="Calibri" w:hAnsi="Calibri" w:cs="Calibri"/>
-          <w:sz w:val="24"/>
-          <w:szCs w:val="24"/>
-        </w:rPr>
-        <w:t xml:space="preserve"> Convent High School                   89.40% | 2020</w:t>
-      </w:r>
-      <w:r>
-        <w:rPr>
-          <w:rFonts w:ascii="Calibri" w:eastAsia="Calibri" w:hAnsi="Calibri" w:cs="Calibri"/>
-          <w:b/>
-          <w:sz w:val="24"/>
-          <w:szCs w:val="24"/>
-        </w:rPr>
-        <w:tab/>
-        <w:t xml:space="preserve">    </w:t>
-      </w:r>
-      <w:r>
-        <w:rPr>
-          <w:rFonts w:ascii="Calibri" w:eastAsia="Calibri" w:hAnsi="Calibri" w:cs="Calibri"/>
-          <w:i/>
-          <w:sz w:val="24"/>
-          <w:szCs w:val="24"/>
-        </w:rPr>
-        <w:t xml:space="preserve">                       </w:t>
-      </w:r>
-      <w:r>
-        <w:rPr>
-          <w:rFonts w:ascii="Calibri" w:eastAsia="Calibri" w:hAnsi="Calibri" w:cs="Calibri"/>
-          <w:i/>
-          <w:sz w:val="24"/>
-          <w:szCs w:val="24"/>
-        </w:rPr>
-        <w:tab/>
-        <w:t xml:space="preserve">             </w:t>
-      </w:r>
-      <w:r>
-        <w:rPr>
-          <w:rFonts w:ascii="Calibri" w:eastAsia="Calibri" w:hAnsi="Calibri" w:cs="Calibri"/>
-          <w:i/>
-          <w:sz w:val="24"/>
-          <w:szCs w:val="24"/>
-        </w:rPr>
-        <w:tab/>
-      </w:r>
-      <w:r>
-        <w:rPr>
-          <w:rFonts w:ascii="Calibri" w:eastAsia="Calibri" w:hAnsi="Calibri" w:cs="Calibri"/>
-          <w:i/>
-          <w:sz w:val="24"/>
-          <w:szCs w:val="24"/>
-        </w:rPr>
-        <w:tab/>
-        <w:t xml:space="preserve">      </w:t>
-      </w:r>
-    </w:p>
-    <w:p>
-      <w:pPr>
-        <w:widowControl w:val="0"/>
-        <w:spacing w:line="335" w:lineRule="auto"/>
-        <w:ind w:right="300"/>
-        <w:rPr>
-          <w:rFonts w:ascii="Calibri" w:eastAsia="Calibri" w:hAnsi="Calibri" w:cs="Calibri"/>
           <w:b/>
           <w:color w:val="4A86E8"/>
           <w:sz w:val="24"/>
           <w:szCs w:val="24"/>
         </w:rPr>
-      </w:pPr>
+        <w:t>ACADEMIC</w:t>
+      </w:r>
       <w:r>
         <w:rPr>
           <w:rFonts w:ascii="Calibri" w:eastAsia="Calibri" w:hAnsi="Calibri" w:cs="Calibri"/>
@@ -842,7 +866,17 @@
           <w:sz w:val="24"/>
           <w:szCs w:val="24"/>
         </w:rPr>
-        <w:t>ACADEMIC PROJECTS</w:t>
+        <w:t>/PERSONAL</w:t>
+      </w:r>
+      <w:r>
+        <w:rPr>
+          <w:rFonts w:ascii="Calibri" w:eastAsia="Calibri" w:hAnsi="Calibri" w:cs="Calibri"/>
+          <w:b/>
+          <w:color w:val="4A86E8"/>
+          <w:sz w:val="24"/>
+          <w:szCs w:val="24"/>
+        </w:rPr>
+        <w:t xml:space="preserve"> PROJECTS</w:t>
       </w:r>
     </w:p>
     <w:p>
@@ -867,7 +901,7 @@
           <w:sz w:val="24"/>
           <w:szCs w:val="24"/>
         </w:rPr>
-        <w:t>Sign Language Recognition System</w:t>
+        <w:t>Professional Portfolio Website</w:t>
       </w:r>
       <w:r>
         <w:rPr>
@@ -912,46 +946,120 @@
         <w:pStyle w:val="Heading2"/>
         <w:widowControl w:val="0"/>
         <w:spacing w:before="0" w:after="200" w:line="240" w:lineRule="auto"/>
-        <w:ind w:left="720" w:right="300"/>
-        <w:rPr>
-          <w:rFonts w:ascii="Calibri" w:eastAsia="Calibri" w:hAnsi="Calibri" w:cs="Calibri"/>
-          <w:sz w:val="24"/>
-          <w:szCs w:val="24"/>
-        </w:rPr>
-      </w:pPr>
-      <w:r>
-        <w:rPr>
-          <w:rFonts w:ascii="Calibri" w:eastAsia="Calibri" w:hAnsi="Calibri" w:cs="Calibri"/>
-          <w:sz w:val="24"/>
-          <w:szCs w:val="24"/>
+        <w:ind w:left="780" w:right="300"/>
+        <w:rPr>
+          <w:rFonts w:ascii="Calibri" w:eastAsia="Calibri" w:hAnsi="Calibri" w:cs="Calibri"/>
+          <w:i/>
+          <w:iCs/>
+          <w:sz w:val="20"/>
+          <w:szCs w:val="20"/>
+        </w:rPr>
+      </w:pPr>
+      <w:r>
+        <w:rPr>
+          <w:rFonts w:ascii="Calibri" w:eastAsia="Calibri" w:hAnsi="Calibri" w:cs="Calibri"/>
+          <w:sz w:val="20"/>
+          <w:szCs w:val="20"/>
+        </w:rPr>
+        <w:t>D</w:t>
+      </w:r>
+      <w:r>
+        <w:rPr>
+          <w:rFonts w:ascii="Calibri" w:eastAsia="Calibri" w:hAnsi="Calibri" w:cs="Calibri"/>
+          <w:sz w:val="20"/>
+          <w:szCs w:val="20"/>
+        </w:rPr>
+        <w:t>eveloped a professional portfolio website using React.js and CSS to showcase my skills, projects, and experience as a frontend developer. The site features a clean, modern design, emphasizing user experience and responsiveness across all devices.React.js was leveraged for its component-based architecture, allowing for efficient code management and dynamic content rendering</w:t>
+      </w:r>
+      <w:r>
+        <w:rPr>
+          <w:rFonts w:ascii="Calibri" w:eastAsia="Calibri" w:hAnsi="Calibri" w:cs="Calibri"/>
+          <w:sz w:val="20"/>
+          <w:szCs w:val="20"/>
+        </w:rPr>
+        <w:t>.</w:t>
+      </w:r>
+      <w:r>
+        <w:rPr>
+          <w:rFonts w:ascii="Calibri" w:eastAsia="Calibri" w:hAnsi="Calibri" w:cs="Calibri"/>
+          <w:sz w:val="20"/>
+          <w:szCs w:val="20"/>
+        </w:rPr>
+        <w:br/>
+      </w:r>
+      <w:r>
+        <w:rPr>
+          <w:rFonts w:ascii="Calibri" w:eastAsia="Calibri" w:hAnsi="Calibri" w:cs="Calibri"/>
+          <w:i/>
+          <w:iCs/>
+          <w:sz w:val="20"/>
+          <w:szCs w:val="20"/>
+        </w:rPr>
+        <w:t xml:space="preserve">Technologies: </w:t>
+      </w:r>
+      <w:proofErr w:type="gramStart"/>
+      <w:r>
+        <w:rPr>
+          <w:rFonts w:ascii="Calibri" w:eastAsia="Calibri" w:hAnsi="Calibri" w:cs="Calibri"/>
+          <w:i/>
+          <w:iCs/>
+          <w:sz w:val="20"/>
+          <w:szCs w:val="20"/>
+        </w:rPr>
+        <w:t>React ,</w:t>
+      </w:r>
+      <w:proofErr w:type="gramEnd"/>
+      <w:r>
+        <w:rPr>
+          <w:rFonts w:ascii="Calibri" w:eastAsia="Calibri" w:hAnsi="Calibri" w:cs="Calibri"/>
+          <w:i/>
+          <w:iCs/>
+          <w:sz w:val="20"/>
+          <w:szCs w:val="20"/>
         </w:rPr>
         <w:t xml:space="preserve"> </w:t>
       </w:r>
-      <w:r>
-        <w:rPr>
-          <w:rFonts w:ascii="Calibri" w:eastAsia="Calibri" w:hAnsi="Calibri" w:cs="Calibri"/>
-          <w:sz w:val="24"/>
-          <w:szCs w:val="24"/>
-        </w:rPr>
-        <w:t>Developed a Python model that translates sign language performed by the user into English letters.</w:t>
-      </w:r>
-      <w:r>
-        <w:rPr>
-          <w:rFonts w:ascii="Calibri" w:eastAsia="Calibri" w:hAnsi="Calibri" w:cs="Calibri"/>
-          <w:sz w:val="24"/>
-          <w:szCs w:val="24"/>
-        </w:rPr>
-        <w:br/>
-      </w:r>
+      <w:proofErr w:type="spellStart"/>
       <w:r>
         <w:rPr>
           <w:rFonts w:ascii="Calibri" w:eastAsia="Calibri" w:hAnsi="Calibri" w:cs="Calibri"/>
           <w:i/>
           <w:iCs/>
-          <w:sz w:val="24"/>
-          <w:szCs w:val="24"/>
-        </w:rPr>
-        <w:t>Technologies: Python, OpenCV, NumPy</w:t>
+          <w:sz w:val="20"/>
+          <w:szCs w:val="20"/>
+        </w:rPr>
+        <w:t>Javascript</w:t>
+      </w:r>
+      <w:proofErr w:type="spellEnd"/>
+      <w:r>
+        <w:rPr>
+          <w:rFonts w:ascii="Calibri" w:eastAsia="Calibri" w:hAnsi="Calibri" w:cs="Calibri"/>
+          <w:i/>
+          <w:iCs/>
+          <w:sz w:val="20"/>
+          <w:szCs w:val="20"/>
+        </w:rPr>
+        <w:t xml:space="preserve"> , CSS , Emai</w:t>
+      </w:r>
+      <w:r>
+        <w:rPr>
+          <w:rFonts w:ascii="Calibri" w:eastAsia="Calibri" w:hAnsi="Calibri" w:cs="Calibri"/>
+          <w:i/>
+          <w:iCs/>
+          <w:sz w:val="20"/>
+          <w:szCs w:val="20"/>
+        </w:rPr>
+        <w:t>l</w:t>
+      </w:r>
+      <w:r>
+        <w:rPr>
+          <w:rFonts w:ascii="Calibri" w:eastAsia="Calibri" w:hAnsi="Calibri" w:cs="Calibri"/>
+          <w:i/>
+          <w:iCs/>
+          <w:sz w:val="20"/>
+          <w:szCs w:val="20"/>
+        </w:rPr>
+        <w:t>-JS , HTML</w:t>
       </w:r>
     </w:p>
     <w:p>
@@ -969,27 +1077,14 @@
           <w:szCs w:val="24"/>
         </w:rPr>
       </w:pPr>
-      <w:bookmarkStart w:id="6" w:name="_5fthi94lzcas" w:colFirst="0" w:colLast="0"/>
-      <w:bookmarkEnd w:id="6"/>
-      <w:proofErr w:type="spellStart"/>
-      <w:r>
-        <w:rPr>
-          <w:rFonts w:ascii="Calibri" w:eastAsia="Calibri" w:hAnsi="Calibri" w:cs="Calibri"/>
-          <w:b/>
-          <w:sz w:val="24"/>
-          <w:szCs w:val="24"/>
-        </w:rPr>
-        <w:t>PetConnect</w:t>
-      </w:r>
-      <w:proofErr w:type="spellEnd"/>
-      <w:r>
-        <w:rPr>
-          <w:rFonts w:ascii="Calibri" w:eastAsia="Calibri" w:hAnsi="Calibri" w:cs="Calibri"/>
-          <w:b/>
-          <w:sz w:val="24"/>
-          <w:szCs w:val="24"/>
-        </w:rPr>
-        <w:t xml:space="preserve"> </w:t>
+      <w:r>
+        <w:rPr>
+          <w:rFonts w:ascii="Calibri" w:eastAsia="Calibri" w:hAnsi="Calibri" w:cs="Calibri"/>
+          <w:b/>
+          <w:sz w:val="24"/>
+          <w:szCs w:val="24"/>
+        </w:rPr>
+        <w:t>Sign Language Recognition System</w:t>
       </w:r>
       <w:r>
         <w:rPr>
@@ -1037,25 +1132,149 @@
         <w:ind w:left="720" w:right="300"/>
         <w:rPr>
           <w:rFonts w:ascii="Calibri" w:eastAsia="Calibri" w:hAnsi="Calibri" w:cs="Calibri"/>
-          <w:sz w:val="24"/>
-          <w:szCs w:val="24"/>
-        </w:rPr>
-      </w:pPr>
-      <w:bookmarkStart w:id="7" w:name="_vc74v8jkaije" w:colFirst="0" w:colLast="0"/>
-      <w:bookmarkEnd w:id="7"/>
-      <w:r>
-        <w:rPr>
-          <w:rFonts w:ascii="Calibri" w:eastAsia="Calibri" w:hAnsi="Calibri" w:cs="Calibri"/>
-          <w:sz w:val="24"/>
-          <w:szCs w:val="24"/>
+          <w:sz w:val="20"/>
+          <w:szCs w:val="20"/>
+        </w:rPr>
+      </w:pPr>
+      <w:r>
+        <w:rPr>
+          <w:rFonts w:ascii="Calibri" w:eastAsia="Calibri" w:hAnsi="Calibri" w:cs="Calibri"/>
+          <w:sz w:val="20"/>
+          <w:szCs w:val="20"/>
+        </w:rPr>
+        <w:t>Implemented optimization techniques in Python codebase of the sign language model, resulting in improved accuracy rate from initial tests by capturing more than 90% correct translations during validation phases.</w:t>
+      </w:r>
+      <w:r>
+        <w:rPr>
+          <w:rFonts w:ascii="Calibri" w:eastAsia="Calibri" w:hAnsi="Calibri" w:cs="Calibri"/>
+          <w:sz w:val="20"/>
+          <w:szCs w:val="20"/>
+        </w:rPr>
+        <w:br/>
+      </w:r>
+      <w:r>
+        <w:rPr>
+          <w:rFonts w:ascii="Calibri" w:eastAsia="Calibri" w:hAnsi="Calibri" w:cs="Calibri"/>
+          <w:i/>
+          <w:iCs/>
+          <w:sz w:val="20"/>
+          <w:szCs w:val="20"/>
+        </w:rPr>
+        <w:t xml:space="preserve">Technologies: Python, OpenCV, NumPy, </w:t>
+      </w:r>
+      <w:proofErr w:type="spellStart"/>
+      <w:r>
+        <w:rPr>
+          <w:rFonts w:ascii="Calibri" w:eastAsia="Calibri" w:hAnsi="Calibri" w:cs="Calibri"/>
+          <w:i/>
+          <w:iCs/>
+          <w:sz w:val="20"/>
+          <w:szCs w:val="20"/>
+        </w:rPr>
+        <w:t>MediaPipe</w:t>
+      </w:r>
+      <w:proofErr w:type="spellEnd"/>
+    </w:p>
+    <w:p>
+      <w:pPr>
+        <w:pStyle w:val="Heading2"/>
+        <w:widowControl w:val="0"/>
+        <w:numPr>
+          <w:ilvl w:val="0"/>
+          <w:numId w:val="2"/>
+        </w:numPr>
+        <w:spacing w:before="0" w:after="0" w:line="240" w:lineRule="auto"/>
+        <w:ind w:right="300"/>
+        <w:rPr>
+          <w:sz w:val="24"/>
+          <w:szCs w:val="24"/>
+        </w:rPr>
+      </w:pPr>
+      <w:proofErr w:type="spellStart"/>
+      <w:r>
+        <w:rPr>
+          <w:rFonts w:ascii="Calibri" w:eastAsia="Calibri" w:hAnsi="Calibri" w:cs="Calibri"/>
+          <w:b/>
+          <w:sz w:val="24"/>
+          <w:szCs w:val="24"/>
+        </w:rPr>
+        <w:t>PetConnect</w:t>
+      </w:r>
+      <w:proofErr w:type="spellEnd"/>
+      <w:r>
+        <w:rPr>
+          <w:rFonts w:ascii="Calibri" w:eastAsia="Calibri" w:hAnsi="Calibri" w:cs="Calibri"/>
+          <w:b/>
+          <w:sz w:val="24"/>
+          <w:szCs w:val="24"/>
+        </w:rPr>
+        <w:t xml:space="preserve"> </w:t>
+      </w:r>
+      <w:r>
+        <w:rPr>
+          <w:rFonts w:ascii="Merriweather" w:eastAsia="Merriweather" w:hAnsi="Merriweather" w:cs="Merriweather"/>
+          <w:i/>
+          <w:sz w:val="24"/>
+          <w:szCs w:val="24"/>
+        </w:rPr>
+        <w:tab/>
+      </w:r>
+      <w:r>
+        <w:rPr>
+          <w:rFonts w:ascii="Merriweather" w:eastAsia="Merriweather" w:hAnsi="Merriweather" w:cs="Merriweather"/>
+          <w:i/>
+          <w:sz w:val="24"/>
+          <w:szCs w:val="24"/>
+        </w:rPr>
+        <w:tab/>
+      </w:r>
+      <w:r>
+        <w:rPr>
+          <w:rFonts w:ascii="Merriweather" w:eastAsia="Merriweather" w:hAnsi="Merriweather" w:cs="Merriweather"/>
+          <w:i/>
+          <w:sz w:val="24"/>
+          <w:szCs w:val="24"/>
+        </w:rPr>
+        <w:tab/>
+      </w:r>
+      <w:r>
+        <w:rPr>
+          <w:rFonts w:ascii="Merriweather" w:eastAsia="Merriweather" w:hAnsi="Merriweather" w:cs="Merriweather"/>
+          <w:i/>
+          <w:sz w:val="24"/>
+          <w:szCs w:val="24"/>
+        </w:rPr>
+        <w:tab/>
+        <w:t xml:space="preserve">   </w:t>
+      </w:r>
+    </w:p>
+    <w:p>
+      <w:pPr>
+        <w:pStyle w:val="Heading2"/>
+        <w:widowControl w:val="0"/>
+        <w:spacing w:before="0" w:after="200" w:line="240" w:lineRule="auto"/>
+        <w:ind w:left="720" w:right="300"/>
+        <w:rPr>
+          <w:rFonts w:ascii="Calibri" w:eastAsia="Calibri" w:hAnsi="Calibri" w:cs="Calibri"/>
+          <w:sz w:val="20"/>
+          <w:szCs w:val="20"/>
+        </w:rPr>
+      </w:pPr>
+      <w:bookmarkStart w:id="6" w:name="_vc74v8jkaije" w:colFirst="0" w:colLast="0"/>
+      <w:bookmarkEnd w:id="6"/>
+      <w:r>
+        <w:rPr>
+          <w:rFonts w:ascii="Calibri" w:eastAsia="Calibri" w:hAnsi="Calibri" w:cs="Calibri"/>
+          <w:sz w:val="20"/>
+          <w:szCs w:val="20"/>
         </w:rPr>
         <w:t>Created a responsive and interactive website to educate users about different diet plans for various pets.</w:t>
       </w:r>
       <w:r>
         <w:rPr>
           <w:rFonts w:ascii="Calibri" w:eastAsia="Calibri" w:hAnsi="Calibri" w:cs="Calibri"/>
-          <w:sz w:val="24"/>
-          <w:szCs w:val="24"/>
+          <w:sz w:val="20"/>
+          <w:szCs w:val="20"/>
         </w:rPr>
         <w:br/>
       </w:r>
@@ -1064,16 +1283,16 @@
           <w:rFonts w:ascii="Calibri" w:eastAsia="Calibri" w:hAnsi="Calibri" w:cs="Calibri"/>
           <w:i/>
           <w:iCs/>
-          <w:sz w:val="24"/>
-          <w:szCs w:val="24"/>
+          <w:sz w:val="20"/>
+          <w:szCs w:val="20"/>
         </w:rPr>
         <w:t>Technologies: HTML, CSS, JavaScript, MySQL, PHP</w:t>
       </w:r>
       <w:r>
         <w:rPr>
           <w:rFonts w:ascii="Calibri" w:eastAsia="Calibri" w:hAnsi="Calibri" w:cs="Calibri"/>
-          <w:sz w:val="24"/>
-          <w:szCs w:val="24"/>
+          <w:sz w:val="20"/>
+          <w:szCs w:val="20"/>
         </w:rPr>
         <w:t xml:space="preserve"> </w:t>
       </w:r>
@@ -1124,8 +1343,37 @@
           <w:sz w:val="24"/>
           <w:szCs w:val="24"/>
         </w:rPr>
-        <w:t>Volunteer</w:t>
-      </w:r>
+        <w:t xml:space="preserve">Technical Head </w:t>
+      </w:r>
+      <w:r>
+        <w:rPr>
+          <w:rFonts w:ascii="Calibri" w:eastAsia="Calibri" w:hAnsi="Calibri" w:cs="Calibri"/>
+          <w:b/>
+          <w:sz w:val="24"/>
+          <w:szCs w:val="24"/>
+        </w:rPr>
+        <w:t xml:space="preserve">| </w:t>
+      </w:r>
+      <w:proofErr w:type="gramStart"/>
+      <w:r>
+        <w:rPr>
+          <w:rFonts w:ascii="Calibri" w:eastAsia="Calibri" w:hAnsi="Calibri" w:cs="Calibri"/>
+          <w:b/>
+          <w:sz w:val="24"/>
+          <w:szCs w:val="24"/>
+        </w:rPr>
+        <w:t xml:space="preserve">CSI </w:t>
+      </w:r>
+      <w:r>
+        <w:rPr>
+          <w:rFonts w:ascii="Calibri" w:eastAsia="Calibri" w:hAnsi="Calibri" w:cs="Calibri"/>
+          <w:b/>
+          <w:sz w:val="24"/>
+          <w:szCs w:val="24"/>
+        </w:rPr>
+        <w:t>,</w:t>
+      </w:r>
+      <w:proofErr w:type="gramEnd"/>
       <w:r>
         <w:rPr>
           <w:rFonts w:ascii="Calibri" w:eastAsia="Calibri" w:hAnsi="Calibri" w:cs="Calibri"/>
@@ -1134,44 +1382,6 @@
           <w:szCs w:val="24"/>
         </w:rPr>
         <w:t xml:space="preserve"> </w:t>
-      </w:r>
-      <w:proofErr w:type="gramStart"/>
-      <w:r>
-        <w:rPr>
-          <w:rFonts w:ascii="Calibri" w:eastAsia="Calibri" w:hAnsi="Calibri" w:cs="Calibri"/>
-          <w:b/>
-          <w:sz w:val="24"/>
-          <w:szCs w:val="24"/>
-        </w:rPr>
-        <w:t xml:space="preserve">|  </w:t>
-      </w:r>
-      <w:r>
-        <w:rPr>
-          <w:rFonts w:ascii="Calibri" w:eastAsia="Calibri" w:hAnsi="Calibri" w:cs="Calibri"/>
-          <w:b/>
-          <w:sz w:val="24"/>
-          <w:szCs w:val="24"/>
-        </w:rPr>
-        <w:t>CSI</w:t>
-      </w:r>
-      <w:proofErr w:type="gramEnd"/>
-      <w:r>
-        <w:rPr>
-          <w:rFonts w:ascii="Calibri" w:eastAsia="Calibri" w:hAnsi="Calibri" w:cs="Calibri"/>
-          <w:b/>
-          <w:sz w:val="24"/>
-          <w:szCs w:val="24"/>
-        </w:rPr>
-        <w:t xml:space="preserve"> </w:t>
-      </w:r>
-      <w:r>
-        <w:rPr>
-          <w:rFonts w:ascii="Calibri" w:eastAsia="Calibri" w:hAnsi="Calibri" w:cs="Calibri"/>
-          <w:b/>
-          <w:sz w:val="24"/>
-          <w:szCs w:val="24"/>
-        </w:rPr>
-        <w:t xml:space="preserve">, </w:t>
       </w:r>
       <w:r>
         <w:rPr>
@@ -1226,7 +1436,25 @@
           <w:sz w:val="24"/>
           <w:szCs w:val="24"/>
         </w:rPr>
-        <w:t>March 2024</w:t>
+        <w:t xml:space="preserve">August </w:t>
+      </w:r>
+      <w:r>
+        <w:rPr>
+          <w:rFonts w:ascii="Calibri" w:eastAsia="Calibri" w:hAnsi="Calibri" w:cs="Calibri"/>
+          <w:i/>
+          <w:sz w:val="24"/>
+          <w:szCs w:val="24"/>
+        </w:rPr>
+        <w:t>2024</w:t>
+      </w:r>
+      <w:r>
+        <w:rPr>
+          <w:rFonts w:ascii="Calibri" w:eastAsia="Calibri" w:hAnsi="Calibri" w:cs="Calibri"/>
+          <w:i/>
+          <w:sz w:val="24"/>
+          <w:szCs w:val="24"/>
+        </w:rPr>
+        <w:t xml:space="preserve"> - Present</w:t>
       </w:r>
       <w:r>
         <w:rPr>
@@ -1252,54 +1480,18 @@
       <w:r>
         <w:rPr>
           <w:rFonts w:ascii="Calibri" w:eastAsia="Calibri" w:hAnsi="Calibri" w:cs="Calibri"/>
-          <w:sz w:val="24"/>
-          <w:szCs w:val="24"/>
-        </w:rPr>
-        <w:t xml:space="preserve">Organized </w:t>
-      </w:r>
-      <w:r>
-        <w:rPr>
-          <w:rFonts w:ascii="Calibri" w:eastAsia="Calibri" w:hAnsi="Calibri" w:cs="Calibri"/>
-          <w:sz w:val="24"/>
-          <w:szCs w:val="24"/>
-        </w:rPr>
-        <w:t xml:space="preserve">a technical coding competition at </w:t>
-      </w:r>
-      <w:r>
-        <w:rPr>
-          <w:rFonts w:ascii="Calibri" w:eastAsia="Calibri" w:hAnsi="Calibri" w:cs="Calibri"/>
-          <w:b/>
-          <w:bCs/>
-          <w:i/>
-          <w:iCs/>
-          <w:sz w:val="24"/>
-          <w:szCs w:val="24"/>
-        </w:rPr>
-        <w:t>Techmate’24</w:t>
-      </w:r>
-      <w:r>
-        <w:rPr>
-          <w:rFonts w:ascii="Calibri" w:eastAsia="Calibri" w:hAnsi="Calibri" w:cs="Calibri"/>
-          <w:sz w:val="24"/>
-          <w:szCs w:val="24"/>
-        </w:rPr>
-        <w:t xml:space="preserve"> on </w:t>
-      </w:r>
-      <w:r>
-        <w:rPr>
-          <w:rFonts w:ascii="Calibri" w:eastAsia="Calibri" w:hAnsi="Calibri" w:cs="Calibri"/>
-          <w:sz w:val="24"/>
-          <w:szCs w:val="24"/>
-        </w:rPr>
-        <w:t>Data Structures &amp; Algorithms</w:t>
-      </w:r>
-      <w:r>
-        <w:rPr>
-          <w:rFonts w:ascii="Calibri" w:eastAsia="Calibri" w:hAnsi="Calibri" w:cs="Calibri"/>
-          <w:sz w:val="24"/>
-          <w:szCs w:val="24"/>
-        </w:rPr>
-        <w:t xml:space="preserve"> topics.</w:t>
+          <w:sz w:val="20"/>
+          <w:szCs w:val="20"/>
+        </w:rPr>
+        <w:t>Leading technical initiatives, managing event logistics, and overseeing workshops and competitions on emerging technologies for the Computer Society of India (CSI) at RAIT. Responsible for coordinating with team members, mentoring participants, and ensuring smooth execution of technical events</w:t>
+      </w:r>
+      <w:r>
+        <w:rPr>
+          <w:rFonts w:ascii="Calibri" w:eastAsia="Calibri" w:hAnsi="Calibri" w:cs="Calibri"/>
+          <w:sz w:val="24"/>
+          <w:szCs w:val="24"/>
+        </w:rPr>
+        <w:t>.</w:t>
       </w:r>
     </w:p>
     <w:p>
@@ -1324,7 +1516,7 @@
           <w:sz w:val="24"/>
           <w:szCs w:val="24"/>
         </w:rPr>
-        <w:t xml:space="preserve">Volunteer </w:t>
+        <w:t xml:space="preserve">Volunteer | </w:t>
       </w:r>
       <w:proofErr w:type="gramStart"/>
       <w:r>
@@ -1334,7 +1526,7 @@
           <w:sz w:val="24"/>
           <w:szCs w:val="24"/>
         </w:rPr>
-        <w:t>|  CSI</w:t>
+        <w:t>CSI ,</w:t>
       </w:r>
       <w:proofErr w:type="gramEnd"/>
       <w:r>
@@ -1344,7 +1536,7 @@
           <w:sz w:val="24"/>
           <w:szCs w:val="24"/>
         </w:rPr>
-        <w:t xml:space="preserve"> , RAIT </w:t>
+        <w:t xml:space="preserve"> RAIT </w:t>
       </w:r>
       <w:r>
         <w:rPr>
@@ -1372,13 +1564,31 @@
           <w:szCs w:val="24"/>
         </w:rPr>
         <w:tab/>
-        <w:t>(March 2023)</w:t>
+        <w:t>(March 202</w:t>
+      </w:r>
+      <w:r>
+        <w:rPr>
+          <w:rFonts w:ascii="Calibri" w:eastAsia="Calibri" w:hAnsi="Calibri" w:cs="Calibri"/>
+          <w:i/>
+          <w:sz w:val="24"/>
+          <w:szCs w:val="24"/>
+        </w:rPr>
+        <w:t>4</w:t>
+      </w:r>
+      <w:r>
+        <w:rPr>
+          <w:rFonts w:ascii="Calibri" w:eastAsia="Calibri" w:hAnsi="Calibri" w:cs="Calibri"/>
+          <w:i/>
+          <w:sz w:val="24"/>
+          <w:szCs w:val="24"/>
+        </w:rPr>
+        <w:t>)</w:t>
       </w:r>
     </w:p>
     <w:p>
       <w:pPr>
         <w:widowControl w:val="0"/>
-        <w:spacing w:after="200" w:line="240" w:lineRule="auto"/>
+        <w:spacing w:line="240" w:lineRule="auto"/>
         <w:ind w:left="720" w:right="300"/>
         <w:rPr>
           <w:rFonts w:ascii="Calibri" w:eastAsia="Calibri" w:hAnsi="Calibri" w:cs="Calibri"/>
@@ -1389,19 +1599,67 @@
       <w:r>
         <w:rPr>
           <w:rFonts w:ascii="Calibri" w:eastAsia="Calibri" w:hAnsi="Calibri" w:cs="Calibri"/>
-          <w:sz w:val="24"/>
-          <w:szCs w:val="24"/>
-        </w:rPr>
-        <w:t>Organized a technical event at Techmate’23 based on the GRE exam, including a mock examination and interviews with the help of college faculty for shortlisted students.</w:t>
-      </w:r>
-      <w:r>
-        <w:rPr>
-          <w:rFonts w:ascii="Calibri" w:eastAsia="Calibri" w:hAnsi="Calibri" w:cs="Calibri"/>
-          <w:sz w:val="24"/>
-          <w:szCs w:val="24"/>
-        </w:rPr>
-        <w:t xml:space="preserve"> </w:t>
-      </w:r>
+          <w:sz w:val="20"/>
+          <w:szCs w:val="20"/>
+        </w:rPr>
+        <w:t xml:space="preserve">Assisted the core committee members in organizing a technical coding competition at </w:t>
+      </w:r>
+      <w:r>
+        <w:rPr>
+          <w:rFonts w:ascii="Calibri" w:eastAsia="Calibri" w:hAnsi="Calibri" w:cs="Calibri"/>
+          <w:b/>
+          <w:bCs/>
+          <w:sz w:val="20"/>
+          <w:szCs w:val="20"/>
+        </w:rPr>
+        <w:t>Techmate’24</w:t>
+      </w:r>
+      <w:r>
+        <w:rPr>
+          <w:rFonts w:ascii="Calibri" w:eastAsia="Calibri" w:hAnsi="Calibri" w:cs="Calibri"/>
+          <w:sz w:val="20"/>
+          <w:szCs w:val="20"/>
+        </w:rPr>
+        <w:t xml:space="preserve"> on </w:t>
+      </w:r>
+      <w:r>
+        <w:rPr>
+          <w:rFonts w:ascii="Calibri" w:eastAsia="Calibri" w:hAnsi="Calibri" w:cs="Calibri"/>
+          <w:b/>
+          <w:bCs/>
+          <w:sz w:val="20"/>
+          <w:szCs w:val="20"/>
+        </w:rPr>
+        <w:t>Data Structures &amp; Algorithms</w:t>
+      </w:r>
+      <w:r>
+        <w:rPr>
+          <w:rFonts w:ascii="Calibri" w:eastAsia="Calibri" w:hAnsi="Calibri" w:cs="Calibri"/>
+          <w:sz w:val="20"/>
+          <w:szCs w:val="20"/>
+        </w:rPr>
+        <w:t>. Coordinated closely with senior members to manage event logistics, handle participant registrations, and ensure smooth execution of the competition. Contributed to planning and troubleshooting on the day of the event, providing crucial support to the organizing team</w:t>
+      </w:r>
+      <w:r>
+        <w:rPr>
+          <w:rFonts w:ascii="Calibri" w:eastAsia="Calibri" w:hAnsi="Calibri" w:cs="Calibri"/>
+          <w:sz w:val="24"/>
+          <w:szCs w:val="24"/>
+        </w:rPr>
+        <w:t>.</w:t>
+      </w:r>
+    </w:p>
+    <w:p>
+      <w:pPr>
+        <w:widowControl w:val="0"/>
+        <w:spacing w:line="240" w:lineRule="auto"/>
+        <w:ind w:left="720" w:right="300"/>
+        <w:rPr>
+          <w:rFonts w:ascii="Calibri" w:eastAsia="Calibri" w:hAnsi="Calibri" w:cs="Calibri"/>
+          <w:sz w:val="24"/>
+          <w:szCs w:val="24"/>
+        </w:rPr>
+      </w:pPr>
     </w:p>
     <w:p>
       <w:pPr>
@@ -1438,144 +1696,93 @@
         <w:ind w:right="300"/>
         <w:rPr>
           <w:rFonts w:ascii="Calibri" w:eastAsia="Calibri" w:hAnsi="Calibri" w:cs="Calibri"/>
-          <w:sz w:val="24"/>
-          <w:szCs w:val="24"/>
-        </w:rPr>
-      </w:pPr>
-      <w:r>
-        <w:rPr>
-          <w:rFonts w:ascii="Calibri" w:eastAsia="Calibri" w:hAnsi="Calibri" w:cs="Calibri"/>
-          <w:sz w:val="24"/>
-          <w:szCs w:val="24"/>
-        </w:rPr>
-        <w:t>Participated in the poster</w:t>
-      </w:r>
-      <w:r>
-        <w:rPr>
-          <w:rFonts w:ascii="Calibri" w:eastAsia="Calibri" w:hAnsi="Calibri" w:cs="Calibri"/>
-          <w:sz w:val="24"/>
-          <w:szCs w:val="24"/>
-        </w:rPr>
-        <w:t>-</w:t>
-      </w:r>
-      <w:r>
-        <w:rPr>
-          <w:rFonts w:ascii="Calibri" w:eastAsia="Calibri" w:hAnsi="Calibri" w:cs="Calibri"/>
-          <w:sz w:val="24"/>
-          <w:szCs w:val="24"/>
-        </w:rPr>
-        <w:t xml:space="preserve">making competition </w:t>
+          <w:sz w:val="20"/>
+          <w:szCs w:val="20"/>
+        </w:rPr>
+      </w:pPr>
+      <w:r>
+        <w:rPr>
+          <w:rFonts w:ascii="Calibri" w:eastAsia="Calibri" w:hAnsi="Calibri" w:cs="Calibri"/>
+          <w:sz w:val="20"/>
+          <w:szCs w:val="20"/>
+        </w:rPr>
+        <w:t xml:space="preserve">Participated in the </w:t>
       </w:r>
       <w:r>
         <w:rPr>
           <w:rFonts w:ascii="Calibri" w:eastAsia="Calibri" w:hAnsi="Calibri" w:cs="Calibri"/>
           <w:b/>
           <w:bCs/>
-          <w:i/>
-          <w:iCs/>
-          <w:sz w:val="24"/>
-          <w:szCs w:val="24"/>
+          <w:sz w:val="20"/>
+          <w:szCs w:val="20"/>
         </w:rPr>
         <w:t>DESIGNAIRE</w:t>
       </w:r>
       <w:r>
         <w:rPr>
           <w:rFonts w:ascii="Calibri" w:eastAsia="Calibri" w:hAnsi="Calibri" w:cs="Calibri"/>
-          <w:sz w:val="24"/>
-          <w:szCs w:val="24"/>
-        </w:rPr>
-        <w:t xml:space="preserve"> organized by CSI-</w:t>
-      </w:r>
-      <w:proofErr w:type="gramStart"/>
-      <w:r>
-        <w:rPr>
-          <w:rFonts w:ascii="Calibri" w:eastAsia="Calibri" w:hAnsi="Calibri" w:cs="Calibri"/>
-          <w:sz w:val="24"/>
-          <w:szCs w:val="24"/>
-        </w:rPr>
-        <w:t xml:space="preserve">RAIT </w:t>
-      </w:r>
-      <w:r>
-        <w:rPr>
-          <w:rFonts w:ascii="Calibri" w:eastAsia="Calibri" w:hAnsi="Calibri" w:cs="Calibri"/>
-          <w:sz w:val="24"/>
-          <w:szCs w:val="24"/>
-        </w:rPr>
-        <w:t>,</w:t>
-      </w:r>
-      <w:r>
-        <w:rPr>
-          <w:rFonts w:ascii="Calibri" w:eastAsia="Calibri" w:hAnsi="Calibri" w:cs="Calibri"/>
-          <w:sz w:val="24"/>
-          <w:szCs w:val="24"/>
-        </w:rPr>
-        <w:t>on</w:t>
-      </w:r>
-      <w:proofErr w:type="gramEnd"/>
-      <w:r>
-        <w:rPr>
-          <w:rFonts w:ascii="Calibri" w:eastAsia="Calibri" w:hAnsi="Calibri" w:cs="Calibri"/>
-          <w:sz w:val="24"/>
-          <w:szCs w:val="24"/>
-        </w:rPr>
-        <w:t xml:space="preserve"> the topic of Virat Kohli’s 71’st century , using Canva.</w:t>
-      </w:r>
-    </w:p>
-    <w:p>
-      <w:pPr>
-        <w:widowControl w:val="0"/>
-        <w:numPr>
-          <w:ilvl w:val="0"/>
-          <w:numId w:val="1"/>
-        </w:numPr>
-        <w:spacing w:after="200" w:line="360" w:lineRule="auto"/>
-        <w:ind w:right="300"/>
-        <w:rPr>
-          <w:rFonts w:ascii="Calibri" w:eastAsia="Calibri" w:hAnsi="Calibri" w:cs="Calibri"/>
-          <w:sz w:val="24"/>
-          <w:szCs w:val="24"/>
-        </w:rPr>
-      </w:pPr>
-      <w:r>
-        <w:rPr>
-          <w:rFonts w:ascii="Calibri" w:eastAsia="Calibri" w:hAnsi="Calibri" w:cs="Calibri"/>
-          <w:sz w:val="24"/>
-          <w:szCs w:val="24"/>
-        </w:rPr>
-        <w:t xml:space="preserve">Enjoys learning new </w:t>
-      </w:r>
-      <w:r>
-        <w:rPr>
-          <w:rFonts w:ascii="Calibri" w:eastAsia="Calibri" w:hAnsi="Calibri" w:cs="Calibri"/>
-          <w:sz w:val="24"/>
-          <w:szCs w:val="24"/>
-        </w:rPr>
-        <w:t>t</w:t>
-      </w:r>
-      <w:r>
-        <w:rPr>
-          <w:rFonts w:ascii="Calibri" w:eastAsia="Calibri" w:hAnsi="Calibri" w:cs="Calibri"/>
-          <w:sz w:val="24"/>
-          <w:szCs w:val="24"/>
-        </w:rPr>
-        <w:t>echnologies and reading documentation in my free time.</w:t>
-      </w:r>
-    </w:p>
-    <w:p>
-      <w:pPr>
-        <w:widowControl w:val="0"/>
-        <w:spacing w:after="200" w:line="240" w:lineRule="auto"/>
-        <w:ind w:right="300"/>
-        <w:rPr>
-          <w:rFonts w:ascii="Calibri" w:eastAsia="Calibri" w:hAnsi="Calibri" w:cs="Calibri"/>
-          <w:color w:val="666666"/>
-          <w:sz w:val="20"/>
-          <w:szCs w:val="20"/>
-        </w:rPr>
-      </w:pPr>
+          <w:sz w:val="20"/>
+          <w:szCs w:val="20"/>
+        </w:rPr>
+        <w:t xml:space="preserve"> poster-making competition organized by </w:t>
+      </w:r>
+      <w:r>
+        <w:rPr>
+          <w:rFonts w:ascii="Calibri" w:eastAsia="Calibri" w:hAnsi="Calibri" w:cs="Calibri"/>
+          <w:b/>
+          <w:bCs/>
+          <w:sz w:val="20"/>
+          <w:szCs w:val="20"/>
+        </w:rPr>
+        <w:t>CSI-RAIT</w:t>
+      </w:r>
+      <w:r>
+        <w:rPr>
+          <w:rFonts w:ascii="Calibri" w:eastAsia="Calibri" w:hAnsi="Calibri" w:cs="Calibri"/>
+          <w:sz w:val="20"/>
+          <w:szCs w:val="20"/>
+        </w:rPr>
+        <w:t xml:space="preserve">, creating a poster on </w:t>
+      </w:r>
+      <w:r>
+        <w:rPr>
+          <w:rFonts w:ascii="Calibri" w:eastAsia="Calibri" w:hAnsi="Calibri" w:cs="Calibri"/>
+          <w:b/>
+          <w:bCs/>
+          <w:sz w:val="20"/>
+          <w:szCs w:val="20"/>
+        </w:rPr>
+        <w:t>Virat Kohli’s 71st century</w:t>
+      </w:r>
+      <w:r>
+        <w:rPr>
+          <w:rFonts w:ascii="Calibri" w:eastAsia="Calibri" w:hAnsi="Calibri" w:cs="Calibri"/>
+          <w:sz w:val="20"/>
+          <w:szCs w:val="20"/>
+        </w:rPr>
+        <w:t xml:space="preserve"> using </w:t>
+      </w:r>
+      <w:r>
+        <w:rPr>
+          <w:rFonts w:ascii="Calibri" w:eastAsia="Calibri" w:hAnsi="Calibri" w:cs="Calibri"/>
+          <w:b/>
+          <w:bCs/>
+          <w:sz w:val="20"/>
+          <w:szCs w:val="20"/>
+        </w:rPr>
+        <w:t>Canva</w:t>
+      </w:r>
+      <w:r>
+        <w:rPr>
+          <w:rFonts w:ascii="Calibri" w:eastAsia="Calibri" w:hAnsi="Calibri" w:cs="Calibri"/>
+          <w:sz w:val="20"/>
+          <w:szCs w:val="20"/>
+        </w:rPr>
+        <w:t>. Designed a visually appealing poster by balancing vibrant colors, dynamic layouts, and relevant imagery, capturing the significance of Kohli's achievement. Received positive feedback for creativity and presentation</w:t>
+      </w:r>
     </w:p>
     <w:sectPr>
-      <w:headerReference w:type="default" r:id="rId10"/>
+      <w:headerReference w:type="default" r:id="rId9"/>
       <w:pgSz w:w="12240" w:h="15840"/>
       <w:pgMar w:top="0" w:right="1440" w:bottom="0" w:left="1440" w:header="720" w:footer="720" w:gutter="0"/>
       <w:pgNumType w:start="1"/>
@@ -1653,7 +1860,7 @@
       <w:lvlText w:val="●"/>
       <w:lvlJc w:val="left"/>
       <w:pPr>
-        <w:ind w:left="720" w:hanging="360"/>
+        <w:ind w:left="927" w:hanging="360"/>
       </w:pPr>
       <w:rPr>
         <w:u w:val="none"/>
@@ -1665,7 +1872,7 @@
       <w:lvlText w:val="○"/>
       <w:lvlJc w:val="left"/>
       <w:pPr>
-        <w:ind w:left="1440" w:hanging="360"/>
+        <w:ind w:left="1647" w:hanging="360"/>
       </w:pPr>
       <w:rPr>
         <w:u w:val="none"/>
@@ -1677,7 +1884,7 @@
       <w:lvlText w:val="■"/>
       <w:lvlJc w:val="left"/>
       <w:pPr>
-        <w:ind w:left="2160" w:hanging="360"/>
+        <w:ind w:left="2367" w:hanging="360"/>
       </w:pPr>
       <w:rPr>
         <w:u w:val="none"/>
@@ -1689,7 +1896,7 @@
       <w:lvlText w:val="●"/>
       <w:lvlJc w:val="left"/>
       <w:pPr>
-        <w:ind w:left="2880" w:hanging="360"/>
+        <w:ind w:left="3087" w:hanging="360"/>
       </w:pPr>
       <w:rPr>
         <w:u w:val="none"/>
@@ -1701,7 +1908,7 @@
       <w:lvlText w:val="○"/>
       <w:lvlJc w:val="left"/>
       <w:pPr>
-        <w:ind w:left="3600" w:hanging="360"/>
+        <w:ind w:left="3807" w:hanging="360"/>
       </w:pPr>
       <w:rPr>
         <w:u w:val="none"/>
@@ -1713,7 +1920,7 @@
       <w:lvlText w:val="■"/>
       <w:lvlJc w:val="left"/>
       <w:pPr>
-        <w:ind w:left="4320" w:hanging="360"/>
+        <w:ind w:left="4527" w:hanging="360"/>
       </w:pPr>
       <w:rPr>
         <w:u w:val="none"/>
@@ -1725,7 +1932,7 @@
       <w:lvlText w:val="●"/>
       <w:lvlJc w:val="left"/>
       <w:pPr>
-        <w:ind w:left="5040" w:hanging="360"/>
+        <w:ind w:left="5247" w:hanging="360"/>
       </w:pPr>
       <w:rPr>
         <w:u w:val="none"/>
@@ -1737,7 +1944,7 @@
       <w:lvlText w:val="○"/>
       <w:lvlJc w:val="left"/>
       <w:pPr>
-        <w:ind w:left="5760" w:hanging="360"/>
+        <w:ind w:left="5967" w:hanging="360"/>
       </w:pPr>
       <w:rPr>
         <w:u w:val="none"/>
@@ -1749,7 +1956,7 @@
       <w:lvlText w:val="■"/>
       <w:lvlJc w:val="left"/>
       <w:pPr>
-        <w:ind w:left="6480" w:hanging="360"/>
+        <w:ind w:left="6687" w:hanging="360"/>
       </w:pPr>
       <w:rPr>
         <w:u w:val="none"/>
